--- a/regions/LME_027/Model_validation_27_118_Northwest_Africa_(1987).docx
+++ b/regions/LME_027/Model_validation_27_118_Northwest_Africa_(1987).docx
@@ -7,7 +7,7 @@
         <w:pStyle w:val="Title"/>
       </w:pPr>
       <w:r>
-        <w:t>Regional model validation record</w:t>
+        <w:t>Canary Current model validation</w:t>
       </w:r>
     </w:p>
     <w:tbl>
@@ -754,6 +754,226 @@
       <w:tr>
         <w:trPr>
           <w:cantSplit/>
+          <w:cantSplit/>
+        </w:trPr>
+        <w:tc>
+          <w:tcPr>
+            <w:tcW w:type="dxa" w:w="2203"/>
+            <w:vAlign w:val="center"/>
+            <w:shd w:fill="FFFFFF"/>
+            <w:tcMar>
+              <w:top w:w="90" w:type="dxa"/>
+              <w:bottom w:w="90" w:type="dxa"/>
+              <w:left w:w="110" w:type="dxa"/>
+              <w:right w:w="110" w:type="dxa"/>
+            </w:tcMar>
+            <w:tcBorders>
+              <w:top w:val="single" w:sz="5" w:color="D9D9D9"/>
+              <w:left w:val="single" w:sz="5" w:color="D9D9D9"/>
+              <w:bottom w:val="single" w:sz="5" w:color="D9D9D9"/>
+              <w:right w:val="single" w:sz="5" w:color="D9D9D9"/>
+            </w:tcBorders>
+          </w:tcPr>
+          <w:p>
+            <w:pPr>
+              <w:spacing w:after="40"/>
+            </w:pPr>
+            <w:r>
+              <w:rPr>
+                <w:b/>
+                <w:sz w:val="21"/>
+              </w:rPr>
+              <w:t>GE diagnostics</w:t>
+            </w:r>
+          </w:p>
+        </w:tc>
+        <w:tc>
+          <w:tcPr>
+            <w:tcW w:type="dxa" w:w="7834"/>
+            <w:vAlign w:val="center"/>
+            <w:shd w:fill="FFFFFF"/>
+            <w:tcMar>
+              <w:top w:w="90" w:type="dxa"/>
+              <w:bottom w:w="90" w:type="dxa"/>
+              <w:left w:w="110" w:type="dxa"/>
+              <w:right w:w="110" w:type="dxa"/>
+            </w:tcMar>
+            <w:tcBorders>
+              <w:top w:val="single" w:sz="5" w:color="D9D9D9"/>
+              <w:left w:val="single" w:sz="5" w:color="D9D9D9"/>
+              <w:bottom w:val="single" w:sz="5" w:color="D9D9D9"/>
+              <w:right w:val="single" w:sz="5" w:color="D9D9D9"/>
+            </w:tcBorders>
+          </w:tcPr>
+          <w:p>
+            <w:pPr>
+              <w:spacing w:after="40" w:before="0" w:line="240" w:lineRule="auto"/>
+            </w:pPr>
+            <w:r>
+              <w:rPr>
+                <w:rFonts w:ascii="Calibri" w:hAnsi="Calibri"/>
+                <w:sz w:val="21"/>
+              </w:rPr>
+              <w:t>WARN: strict model balance is not satisfied.</w:t>
+            </w:r>
+          </w:p>
+          <w:p>
+            <w:pPr>
+              <w:spacing w:after="40" w:before="0" w:line="240" w:lineRule="auto"/>
+            </w:pPr>
+            <w:r>
+              <w:rPr>
+                <w:rFonts w:ascii="Calibri" w:hAnsi="Calibri"/>
+                <w:sz w:val="21"/>
+              </w:rPr>
+              <w:t>No negative SPPR entries across the basal-source columns, including unfished groups.</w:t>
+            </w:r>
+          </w:p>
+          <w:p>
+            <w:pPr>
+              <w:spacing w:after="40" w:before="0" w:line="240" w:lineRule="auto"/>
+            </w:pPr>
+            <w:r>
+              <w:rPr>
+                <w:rFonts w:ascii="Calibri" w:hAnsi="Calibri"/>
+                <w:sz w:val="21"/>
+              </w:rPr>
+              <w:t>rho_living = 0.166159; b = 0.369408.</w:t>
+            </w:r>
+          </w:p>
+          <w:p>
+            <w:pPr>
+              <w:spacing w:after="40" w:before="0" w:line="240" w:lineRule="auto"/>
+            </w:pPr>
+            <w:r>
+              <w:rPr>
+                <w:rFonts w:ascii="Calibri" w:hAnsi="Calibri"/>
+                <w:sz w:val="21"/>
+              </w:rPr>
+              <w:t>Detritus (27): SPPR = 2.097498.</w:t>
+            </w:r>
+          </w:p>
+        </w:tc>
+      </w:tr>
+      <w:tr>
+        <w:trPr>
+          <w:cantSplit/>
+          <w:cantSplit/>
+        </w:trPr>
+        <w:tc>
+          <w:tcPr>
+            <w:tcW w:type="dxa" w:w="2203"/>
+            <w:vAlign w:val="center"/>
+            <w:shd w:fill="FFFFFF"/>
+            <w:tcMar>
+              <w:top w:w="90" w:type="dxa"/>
+              <w:bottom w:w="90" w:type="dxa"/>
+              <w:left w:w="110" w:type="dxa"/>
+              <w:right w:w="110" w:type="dxa"/>
+            </w:tcMar>
+            <w:tcBorders>
+              <w:top w:val="single" w:sz="5" w:color="D9D9D9"/>
+              <w:left w:val="single" w:sz="5" w:color="D9D9D9"/>
+              <w:bottom w:val="single" w:sz="5" w:color="D9D9D9"/>
+              <w:right w:val="single" w:sz="5" w:color="D9D9D9"/>
+            </w:tcBorders>
+          </w:tcPr>
+          <w:p>
+            <w:pPr>
+              <w:spacing w:after="40"/>
+            </w:pPr>
+            <w:r>
+              <w:rPr>
+                <w:b/>
+                <w:sz w:val="21"/>
+              </w:rPr>
+              <w:t>TE diagnostics</w:t>
+            </w:r>
+          </w:p>
+        </w:tc>
+        <w:tc>
+          <w:tcPr>
+            <w:tcW w:type="dxa" w:w="7834"/>
+            <w:vAlign w:val="center"/>
+            <w:shd w:fill="FFFFFF"/>
+            <w:tcMar>
+              <w:top w:w="90" w:type="dxa"/>
+              <w:bottom w:w="90" w:type="dxa"/>
+              <w:left w:w="110" w:type="dxa"/>
+              <w:right w:w="110" w:type="dxa"/>
+            </w:tcMar>
+            <w:tcBorders>
+              <w:top w:val="single" w:sz="5" w:color="D9D9D9"/>
+              <w:left w:val="single" w:sz="5" w:color="D9D9D9"/>
+              <w:bottom w:val="single" w:sz="5" w:color="D9D9D9"/>
+              <w:right w:val="single" w:sz="5" w:color="D9D9D9"/>
+            </w:tcBorders>
+          </w:tcPr>
+          <w:p>
+            <w:pPr>
+              <w:spacing w:after="40" w:before="0" w:line="240" w:lineRule="auto"/>
+            </w:pPr>
+            <w:r>
+              <w:rPr>
+                <w:rFonts w:ascii="Calibri" w:hAnsi="Calibri"/>
+                <w:sz w:val="21"/>
+              </w:rPr>
+              <w:t>WARN: strict model balance is not satisfied.</w:t>
+            </w:r>
+          </w:p>
+          <w:p>
+            <w:pPr>
+              <w:spacing w:after="40" w:before="0" w:line="240" w:lineRule="auto"/>
+            </w:pPr>
+            <w:r>
+              <w:rPr>
+                <w:rFonts w:ascii="Calibri" w:hAnsi="Calibri"/>
+                <w:sz w:val="21"/>
+              </w:rPr>
+              <w:t>No negative SPPR entries across the basal-source columns, including unfished groups.</w:t>
+            </w:r>
+          </w:p>
+          <w:p>
+            <w:pPr>
+              <w:spacing w:after="40" w:before="0" w:line="240" w:lineRule="auto"/>
+            </w:pPr>
+            <w:r>
+              <w:rPr>
+                <w:rFonts w:ascii="Calibri" w:hAnsi="Calibri"/>
+                <w:sz w:val="21"/>
+              </w:rPr>
+              <w:t>rho_living = 0.990717.</w:t>
+            </w:r>
+          </w:p>
+          <w:p>
+            <w:pPr>
+              <w:spacing w:after="40" w:before="0" w:line="240" w:lineRule="auto"/>
+            </w:pPr>
+            <w:r>
+              <w:rPr>
+                <w:rFonts w:ascii="Calibri" w:hAnsi="Calibri"/>
+                <w:sz w:val="21"/>
+              </w:rPr>
+              <w:t>Detritus (27): SPPR = 1.608032.</w:t>
+            </w:r>
+          </w:p>
+          <w:p>
+            <w:pPr>
+              <w:spacing w:after="40" w:before="0" w:line="240" w:lineRule="auto"/>
+            </w:pPr>
+            <w:r>
+              <w:rPr>
+                <w:rFonts w:ascii="Calibri" w:hAnsi="Calibri"/>
+                <w:sz w:val="21"/>
+              </w:rPr>
+              <w:t>Coastal tunas (17) has near-zero efficiency; TE is near singular.</w:t>
+            </w:r>
+          </w:p>
+        </w:tc>
+      </w:tr>
+      <w:tr>
+        <w:trPr>
+          <w:cantSplit/>
         </w:trPr>
         <w:tc>
           <w:tcPr>
@@ -828,232 +1048,6 @@
                 <w:color w:val="000000"/>
               </w:rPr>
               <w:t xml:space="preserve">[Excluded groups, scope and relevant values; other adjustments]</w:t>
-            </w:r>
-          </w:p>
-        </w:tc>
-      </w:tr>
-    </w:tbl>
-    <w:p>
-      <w:pPr>
-        <w:spacing w:after="40" w:before="0" w:line="240" w:lineRule="auto"/>
-        <w:pageBreakBefore/>
-      </w:pPr>
-      <w:r>
-        <w:rPr>
-          <w:rFonts w:ascii="Calibri" w:hAnsi="Calibri"/>
-          <w:sz w:val="2"/>
-          <w:color w:val="000000"/>
-        </w:rPr>
-        <w:t xml:space="preserve"/>
-      </w:r>
-    </w:p>
-    <w:tbl>
-      <w:tblPr>
-        <w:tblW w:type="auto" w:w="0"/>
-        <w:jc w:val="center"/>
-        <w:tblLayout w:type="fixed"/>
-        <w:tblLook w:firstColumn="1" w:firstRow="1" w:lastColumn="0" w:lastRow="0" w:noHBand="0" w:noVBand="1" w:val="04A0"/>
-      </w:tblPr>
-      <w:tblGrid>
-        <w:gridCol w:w="2203"/>
-        <w:gridCol w:w="7834"/>
-      </w:tblGrid>
-      <w:tr>
-        <w:trPr>
-          <w:cantSplit/>
-          <w:tblHeader/>
-          <w:tblHeader/>
-          <w:cantSplit/>
-        </w:trPr>
-        <w:tc>
-          <w:tcPr>
-            <w:tcW w:type="dxa" w:w="2203"/>
-            <w:vAlign w:val="center"/>
-            <w:shd w:fill="E5ECF0"/>
-            <w:tcMar>
-              <w:top w:w="90" w:type="dxa"/>
-              <w:bottom w:w="90" w:type="dxa"/>
-              <w:left w:w="110" w:type="dxa"/>
-              <w:right w:w="110" w:type="dxa"/>
-            </w:tcMar>
-            <w:tcBorders>
-              <w:top w:val="single" w:sz="5" w:color="D9D9D9"/>
-              <w:left w:val="single" w:sz="5" w:color="D9D9D9"/>
-              <w:bottom w:val="single" w:sz="5" w:color="D9D9D9"/>
-              <w:right w:val="single" w:sz="5" w:color="D9D9D9"/>
-            </w:tcBorders>
-          </w:tcPr>
-          <w:p>
-            <w:pPr>
-              <w:spacing w:after="40"/>
-            </w:pPr>
-            <w:r>
-              <w:rPr>
-                <w:b/>
-                <w:sz w:val="21"/>
-              </w:rPr>
-              <w:t>Field</w:t>
-            </w:r>
-          </w:p>
-        </w:tc>
-        <w:tc>
-          <w:tcPr>
-            <w:tcW w:type="dxa" w:w="7834"/>
-            <w:vAlign w:val="center"/>
-            <w:shd w:fill="E5ECF0"/>
-            <w:tcMar>
-              <w:top w:w="90" w:type="dxa"/>
-              <w:bottom w:w="90" w:type="dxa"/>
-              <w:left w:w="110" w:type="dxa"/>
-              <w:right w:w="110" w:type="dxa"/>
-            </w:tcMar>
-            <w:tcBorders>
-              <w:top w:val="single" w:sz="5" w:color="D9D9D9"/>
-              <w:left w:val="single" w:sz="5" w:color="D9D9D9"/>
-              <w:bottom w:val="single" w:sz="5" w:color="D9D9D9"/>
-              <w:right w:val="single" w:sz="5" w:color="D9D9D9"/>
-            </w:tcBorders>
-          </w:tcPr>
-          <w:p>
-            <w:pPr>
-              <w:spacing w:after="40" w:before="0" w:line="240" w:lineRule="auto"/>
-            </w:pPr>
-            <w:r>
-              <w:rPr>
-                <w:rFonts w:ascii="Calibri" w:hAnsi="Calibri"/>
-                <w:sz w:val="21"/>
-                <w:color w:val="000000"/>
-                <w:b/>
-              </w:rPr>
-              <w:t xml:space="preserve">Entry</w:t>
-            </w:r>
-          </w:p>
-        </w:tc>
-      </w:tr>
-      <w:tr>
-        <w:trPr>
-          <w:cantSplit/>
-          <w:cantSplit/>
-        </w:trPr>
-        <w:tc>
-          <w:tcPr>
-            <w:tcW w:type="dxa" w:w="2203"/>
-            <w:vAlign w:val="center"/>
-            <w:shd w:fill="FFFFFF"/>
-            <w:tcMar>
-              <w:top w:w="90" w:type="dxa"/>
-              <w:bottom w:w="90" w:type="dxa"/>
-              <w:left w:w="110" w:type="dxa"/>
-              <w:right w:w="110" w:type="dxa"/>
-            </w:tcMar>
-            <w:tcBorders>
-              <w:top w:val="single" w:sz="5" w:color="D9D9D9"/>
-              <w:left w:val="single" w:sz="5" w:color="D9D9D9"/>
-              <w:bottom w:val="single" w:sz="5" w:color="D9D9D9"/>
-              <w:right w:val="single" w:sz="5" w:color="D9D9D9"/>
-            </w:tcBorders>
-          </w:tcPr>
-          <w:p>
-            <w:pPr>
-              <w:spacing w:after="40"/>
-            </w:pPr>
-            <w:r>
-              <w:rPr>
-                <w:b/>
-                <w:sz w:val="21"/>
-              </w:rPr>
-              <w:t>GE diagnostics</w:t>
-            </w:r>
-          </w:p>
-        </w:tc>
-        <w:tc>
-          <w:tcPr>
-            <w:tcW w:type="dxa" w:w="7834"/>
-            <w:vAlign w:val="center"/>
-            <w:shd w:fill="FFFFFF"/>
-            <w:tcMar>
-              <w:top w:w="90" w:type="dxa"/>
-              <w:bottom w:w="90" w:type="dxa"/>
-              <w:left w:w="110" w:type="dxa"/>
-              <w:right w:w="110" w:type="dxa"/>
-            </w:tcMar>
-            <w:tcBorders>
-              <w:top w:val="single" w:sz="5" w:color="D9D9D9"/>
-              <w:left w:val="single" w:sz="5" w:color="D9D9D9"/>
-              <w:bottom w:val="single" w:sz="5" w:color="D9D9D9"/>
-              <w:right w:val="single" w:sz="5" w:color="D9D9D9"/>
-            </w:tcBorders>
-          </w:tcPr>
-          <w:p>
-            <w:pPr>
-              <w:spacing w:after="40" w:before="0" w:line="240" w:lineRule="auto"/>
-            </w:pPr>
-            <w:r>
-              <w:t>No negative SPPR entries across the basal-source columns, including unfished groups. rho_living=0.16615875; b=0.36940829; Detritus (27) SPPR=2.09749784.</w:t>
-            </w:r>
-          </w:p>
-        </w:tc>
-      </w:tr>
-      <w:tr>
-        <w:trPr>
-          <w:cantSplit/>
-          <w:cantSplit/>
-        </w:trPr>
-        <w:tc>
-          <w:tcPr>
-            <w:tcW w:type="dxa" w:w="2203"/>
-            <w:vAlign w:val="center"/>
-            <w:shd w:fill="FFFFFF"/>
-            <w:tcMar>
-              <w:top w:w="90" w:type="dxa"/>
-              <w:bottom w:w="90" w:type="dxa"/>
-              <w:left w:w="110" w:type="dxa"/>
-              <w:right w:w="110" w:type="dxa"/>
-            </w:tcMar>
-            <w:tcBorders>
-              <w:top w:val="single" w:sz="5" w:color="D9D9D9"/>
-              <w:left w:val="single" w:sz="5" w:color="D9D9D9"/>
-              <w:bottom w:val="single" w:sz="5" w:color="D9D9D9"/>
-              <w:right w:val="single" w:sz="5" w:color="D9D9D9"/>
-            </w:tcBorders>
-          </w:tcPr>
-          <w:p>
-            <w:pPr>
-              <w:spacing w:after="40"/>
-            </w:pPr>
-            <w:r>
-              <w:rPr>
-                <w:b/>
-                <w:sz w:val="21"/>
-              </w:rPr>
-              <w:t>TE diagnostics</w:t>
-            </w:r>
-          </w:p>
-        </w:tc>
-        <w:tc>
-          <w:tcPr>
-            <w:tcW w:type="dxa" w:w="7834"/>
-            <w:vAlign w:val="center"/>
-            <w:shd w:fill="FFFFFF"/>
-            <w:tcMar>
-              <w:top w:w="90" w:type="dxa"/>
-              <w:bottom w:w="90" w:type="dxa"/>
-              <w:left w:w="110" w:type="dxa"/>
-              <w:right w:w="110" w:type="dxa"/>
-            </w:tcMar>
-            <w:tcBorders>
-              <w:top w:val="single" w:sz="5" w:color="D9D9D9"/>
-              <w:left w:val="single" w:sz="5" w:color="D9D9D9"/>
-              <w:bottom w:val="single" w:sz="5" w:color="D9D9D9"/>
-              <w:right w:val="single" w:sz="5" w:color="D9D9D9"/>
-            </w:tcBorders>
-          </w:tcPr>
-          <w:p>
-            <w:pPr>
-              <w:spacing w:after="40" w:before="0" w:line="240" w:lineRule="auto"/>
-            </w:pPr>
-            <w:r>
-              <w:t>No negative SPPR entries across the basal-source columns, including unfished groups. rho_living=0.99071698; Detritus (27) SPPR=1.60803192.</w:t>
             </w:r>
           </w:p>
         </w:tc>
@@ -1579,7 +1573,7 @@
                 <w:color w:val="000000"/>
                 <w:sz w:val="20"/>
               </w:rPr>
-              <w:t>Taxa</w:t>
+              <w:t>Taxa (n)</w:t>
             </w:r>
           </w:p>
         </w:tc>
@@ -1612,7 +1606,7 @@
                 <w:color w:val="000000"/>
                 <w:sz w:val="20"/>
               </w:rPr>
-              <w:t>Catch percentage</w:t>
+              <w:t>Catch (%)</w:t>
             </w:r>
           </w:p>
         </w:tc>
@@ -1645,7 +1639,7 @@
                 <w:color w:val="000000"/>
                 <w:sz w:val="20"/>
               </w:rPr>
-              <w:t>PPR percentage</w:t>
+              <w:t>Simple-chain PPR (%)</w:t>
             </w:r>
           </w:p>
         </w:tc>
@@ -1731,7 +1725,7 @@
               <w:jc w:val="center"/>
             </w:pPr>
             <w:r>
-              <w:t>0.0000%</w:t>
+              <w:t>0%</w:t>
             </w:r>
           </w:p>
         </w:tc>
@@ -1758,7 +1752,7 @@
               <w:jc w:val="center"/>
             </w:pPr>
             <w:r>
-              <w:t>0.0000%</w:t>
+              <w:t>0%</w:t>
             </w:r>
           </w:p>
         </w:tc>
@@ -1844,7 +1838,7 @@
               <w:jc w:val="center"/>
             </w:pPr>
             <w:r>
-              <w:t>77.4228%</w:t>
+              <w:t>77%</w:t>
             </w:r>
           </w:p>
         </w:tc>
@@ -1871,7 +1865,7 @@
               <w:jc w:val="center"/>
             </w:pPr>
             <w:r>
-              <w:t>88.8147%</w:t>
+              <w:t>89%</w:t>
             </w:r>
           </w:p>
         </w:tc>
@@ -1957,7 +1951,7 @@
               <w:jc w:val="center"/>
             </w:pPr>
             <w:r>
-              <w:t>0.0002%</w:t>
+              <w:t>0.00020%</w:t>
             </w:r>
           </w:p>
         </w:tc>
@@ -1984,7 +1978,7 @@
               <w:jc w:val="center"/>
             </w:pPr>
             <w:r>
-              <w:t>0.0002%</w:t>
+              <w:t>0.00020%</w:t>
             </w:r>
           </w:p>
         </w:tc>
@@ -2070,7 +2064,7 @@
               <w:jc w:val="center"/>
             </w:pPr>
             <w:r>
-              <w:t>22.5770%</w:t>
+              <w:t>23%</w:t>
             </w:r>
           </w:p>
         </w:tc>
@@ -2097,7 +2091,7 @@
               <w:jc w:val="center"/>
             </w:pPr>
             <w:r>
-              <w:t>11.1850%</w:t>
+              <w:t>11%</w:t>
             </w:r>
           </w:p>
         </w:tc>
@@ -2183,7 +2177,7 @@
               <w:jc w:val="center"/>
             </w:pPr>
             <w:r>
-              <w:t>0.0000%</w:t>
+              <w:t>0%</w:t>
             </w:r>
           </w:p>
         </w:tc>
@@ -2210,7 +2204,7 @@
               <w:jc w:val="center"/>
             </w:pPr>
             <w:r>
-              <w:t>0.0000%</w:t>
+              <w:t>0%</w:t>
             </w:r>
           </w:p>
         </w:tc>
@@ -2446,7 +2440,7 @@
               <w:jc w:val="center"/>
             </w:pPr>
             <w:r>
-              <w:t>65.6489%</w:t>
+              <w:t>66%</w:t>
             </w:r>
           </w:p>
         </w:tc>
@@ -2532,7 +2526,7 @@
               <w:jc w:val="center"/>
             </w:pPr>
             <w:r>
-              <w:t>11.6131%</w:t>
+              <w:t>12%</w:t>
             </w:r>
           </w:p>
         </w:tc>
@@ -2618,7 +2612,7 @@
               <w:jc w:val="center"/>
             </w:pPr>
             <w:r>
-              <w:t>11.5528%</w:t>
+              <w:t>12%</w:t>
             </w:r>
           </w:p>
         </w:tc>
@@ -2704,7 +2698,7 @@
               <w:jc w:val="center"/>
             </w:pPr>
             <w:r>
-              <w:t>10.9590%</w:t>
+              <w:t>11%</w:t>
             </w:r>
           </w:p>
         </w:tc>
@@ -2790,7 +2784,7 @@
               <w:jc w:val="center"/>
             </w:pPr>
             <w:r>
-              <w:t>0.2260%</w:t>
+              <w:t>0.23%</w:t>
             </w:r>
           </w:p>
         </w:tc>
@@ -2876,7 +2870,7 @@
               <w:jc w:val="center"/>
             </w:pPr>
             <w:r>
-              <w:t>0.0002%</w:t>
+              <w:t>0.00020%</w:t>
             </w:r>
           </w:p>
         </w:tc>
@@ -3130,7 +3124,7 @@
               <w:jc w:val="center"/>
             </w:pPr>
             <w:r>
-              <w:t>71.9319%</w:t>
+              <w:t>72%</w:t>
             </w:r>
           </w:p>
         </w:tc>
@@ -3216,7 +3210,7 @@
               <w:jc w:val="center"/>
             </w:pPr>
             <w:r>
-              <w:t>28.0681%</w:t>
+              <w:t>28%</w:t>
             </w:r>
           </w:p>
         </w:tc>
@@ -3263,6 +3257,1034 @@
         </w:r>
       </w:hyperlink>
     </w:p>
+    <w:p>
+      <w:pPr>
+        <w:pStyle w:val="Heading2"/>
+      </w:pPr>
+      <w:r>
+        <w:t>Very low decisions</w:t>
+      </w:r>
+    </w:p>
+    <w:tbl>
+      <w:tblPr>
+        <w:tblW w:type="auto" w:w="0"/>
+        <w:jc w:val="center"/>
+        <w:tblLayout w:type="fixed"/>
+        <w:tblLook w:firstColumn="1" w:firstRow="1" w:lastColumn="0" w:lastRow="0" w:noHBand="0" w:noVBand="1" w:val="04A0"/>
+      </w:tblPr>
+      <w:tblGrid>
+        <w:gridCol w:w="3298"/>
+        <w:gridCol w:w="6710"/>
+      </w:tblGrid>
+      <w:tr>
+        <w:trPr>
+          <w:cantSplit/>
+          <w:tblHeader/>
+        </w:trPr>
+        <w:tc>
+          <w:tcPr>
+            <w:tcW w:type="dxa" w:w="3298"/>
+            <w:vAlign w:val="center"/>
+            <w:shd w:fill="E5ECF0"/>
+            <w:tcMar>
+              <w:top w:w="90" w:type="dxa"/>
+              <w:bottom w:w="90" w:type="dxa"/>
+              <w:left w:w="110" w:type="dxa"/>
+              <w:right w:w="110" w:type="dxa"/>
+            </w:tcMar>
+            <w:tcBorders>
+              <w:top w:val="single" w:sz="5" w:color="D9D9D9"/>
+              <w:left w:val="single" w:sz="5" w:color="D9D9D9"/>
+              <w:bottom w:val="single" w:sz="5" w:color="D9D9D9"/>
+              <w:right w:val="single" w:sz="5" w:color="D9D9D9"/>
+            </w:tcBorders>
+          </w:tcPr>
+          <w:p>
+            <w:pPr>
+              <w:spacing w:after="40"/>
+            </w:pPr>
+            <w:r>
+              <w:rPr>
+                <w:rFonts w:ascii="Calibri" w:hAnsi="Calibri"/>
+                <w:b/>
+                <w:sz w:val="21"/>
+              </w:rPr>
+              <w:t>Affected taxa</w:t>
+            </w:r>
+          </w:p>
+        </w:tc>
+        <w:tc>
+          <w:tcPr>
+            <w:tcW w:type="dxa" w:w="6710"/>
+            <w:vAlign w:val="center"/>
+            <w:shd w:fill="E5ECF0"/>
+            <w:tcMar>
+              <w:top w:w="90" w:type="dxa"/>
+              <w:bottom w:w="90" w:type="dxa"/>
+              <w:left w:w="110" w:type="dxa"/>
+              <w:right w:w="110" w:type="dxa"/>
+            </w:tcMar>
+            <w:tcBorders>
+              <w:top w:val="single" w:sz="5" w:color="D9D9D9"/>
+              <w:left w:val="single" w:sz="5" w:color="D9D9D9"/>
+              <w:bottom w:val="single" w:sz="5" w:color="D9D9D9"/>
+              <w:right w:val="single" w:sz="5" w:color="D9D9D9"/>
+            </w:tcBorders>
+          </w:tcPr>
+          <w:p>
+            <w:pPr>
+              <w:spacing w:after="40"/>
+            </w:pPr>
+            <w:r>
+              <w:rPr>
+                <w:rFonts w:ascii="Calibri" w:hAnsi="Calibri"/>
+                <w:b/>
+                <w:sz w:val="21"/>
+              </w:rPr>
+              <w:t>Why confidence is very low</w:t>
+            </w:r>
+          </w:p>
+        </w:tc>
+      </w:tr>
+      <w:tr>
+        <w:trPr>
+          <w:cantSplit/>
+        </w:trPr>
+        <w:tc>
+          <w:tcPr>
+            <w:tcW w:type="dxa" w:w="3298"/>
+            <w:vAlign w:val="center"/>
+            <w:shd w:fill="FFFFFF"/>
+            <w:tcMar>
+              <w:top w:w="90" w:type="dxa"/>
+              <w:bottom w:w="90" w:type="dxa"/>
+              <w:left w:w="110" w:type="dxa"/>
+              <w:right w:w="110" w:type="dxa"/>
+            </w:tcMar>
+            <w:tcBorders>
+              <w:top w:val="single" w:sz="5" w:color="D9D9D9"/>
+              <w:left w:val="single" w:sz="5" w:color="D9D9D9"/>
+              <w:bottom w:val="single" w:sz="5" w:color="D9D9D9"/>
+              <w:right w:val="single" w:sz="5" w:color="D9D9D9"/>
+            </w:tcBorders>
+          </w:tcPr>
+          <w:p>
+            <w:pPr>
+              <w:spacing w:after="40"/>
+            </w:pPr>
+            <w:r>
+              <w:rPr>
+                <w:rFonts w:ascii="Calibri" w:hAnsi="Calibri"/>
+                <w:sz w:val="21"/>
+              </w:rPr>
+              <w:t>Actinopterygii; Marine finfishes not identified; Marine fishes not identified</w:t>
+            </w:r>
+          </w:p>
+        </w:tc>
+        <w:tc>
+          <w:tcPr>
+            <w:tcW w:type="dxa" w:w="6710"/>
+            <w:vAlign w:val="center"/>
+            <w:shd w:fill="FFFFFF"/>
+            <w:tcMar>
+              <w:top w:w="90" w:type="dxa"/>
+              <w:bottom w:w="90" w:type="dxa"/>
+              <w:left w:w="110" w:type="dxa"/>
+              <w:right w:w="110" w:type="dxa"/>
+            </w:tcMar>
+            <w:tcBorders>
+              <w:top w:val="single" w:sz="5" w:color="D9D9D9"/>
+              <w:left w:val="single" w:sz="5" w:color="D9D9D9"/>
+              <w:bottom w:val="single" w:sz="5" w:color="D9D9D9"/>
+              <w:right w:val="single" w:sz="5" w:color="D9D9D9"/>
+            </w:tcBorders>
+          </w:tcPr>
+          <w:p>
+            <w:pPr>
+              <w:spacing w:after="40"/>
+            </w:pPr>
+            <w:r>
+              <w:rPr>
+                <w:rFonts w:ascii="Calibri" w:hAnsi="Calibri"/>
+                <w:sz w:val="21"/>
+              </w:rPr>
+              <w:t>Unknown bony-fish composition is approximated across named coastal/offshore and mixed fish guilds; dedicated Sharks/Rays are excluded. Accepted 1987 model catches proxy the mixture, assumed fixed across 1950–2019 and catch bases.</w:t>
+            </w:r>
+          </w:p>
+        </w:tc>
+      </w:tr>
+      <w:tr>
+        <w:trPr>
+          <w:cantSplit/>
+        </w:trPr>
+        <w:tc>
+          <w:tcPr>
+            <w:tcW w:type="dxa" w:w="3298"/>
+            <w:vAlign w:val="center"/>
+            <w:shd w:fill="FFFFFF"/>
+            <w:tcMar>
+              <w:top w:w="90" w:type="dxa"/>
+              <w:bottom w:w="90" w:type="dxa"/>
+              <w:left w:w="110" w:type="dxa"/>
+              <w:right w:w="110" w:type="dxa"/>
+            </w:tcMar>
+            <w:tcBorders>
+              <w:top w:val="single" w:sz="5" w:color="D9D9D9"/>
+              <w:left w:val="single" w:sz="5" w:color="D9D9D9"/>
+              <w:bottom w:val="single" w:sz="5" w:color="D9D9D9"/>
+              <w:right w:val="single" w:sz="5" w:color="D9D9D9"/>
+            </w:tcBorders>
+          </w:tcPr>
+          <w:p>
+            <w:pPr>
+              <w:spacing w:after="40"/>
+            </w:pPr>
+            <w:r>
+              <w:rPr>
+                <w:rFonts w:ascii="Calibri" w:hAnsi="Calibri"/>
+                <w:sz w:val="21"/>
+              </w:rPr>
+              <w:t>Scombroidei</w:t>
+            </w:r>
+          </w:p>
+        </w:tc>
+        <w:tc>
+          <w:tcPr>
+            <w:tcW w:type="dxa" w:w="6710"/>
+            <w:vAlign w:val="center"/>
+            <w:shd w:fill="FFFFFF"/>
+            <w:tcMar>
+              <w:top w:w="90" w:type="dxa"/>
+              <w:bottom w:w="90" w:type="dxa"/>
+              <w:left w:w="110" w:type="dxa"/>
+              <w:right w:w="110" w:type="dxa"/>
+            </w:tcMar>
+            <w:tcBorders>
+              <w:top w:val="single" w:sz="5" w:color="D9D9D9"/>
+              <w:left w:val="single" w:sz="5" w:color="D9D9D9"/>
+              <w:bottom w:val="single" w:sz="5" w:color="D9D9D9"/>
+              <w:right w:val="single" w:sz="5" w:color="D9D9D9"/>
+            </w:tcBorders>
+          </w:tcPr>
+          <w:p>
+            <w:pPr>
+              <w:spacing w:after="40"/>
+            </w:pPr>
+            <w:r>
+              <w:rPr>
+                <w:rFonts w:ascii="Calibri" w:hAnsi="Calibri"/>
+                <w:sz w:val="21"/>
+              </w:rPr>
+              <w:t>Source scombrid members span Large pelagics, Coastal tunas and Other coastal pelagics, but historical Scombroidei reporting breadth and the caught mixture are uncertain. Accepted 1987 catches proxy fixed proportions across years and catch bases.</w:t>
+            </w:r>
+          </w:p>
+        </w:tc>
+      </w:tr>
+      <w:tr>
+        <w:trPr>
+          <w:cantSplit/>
+        </w:trPr>
+        <w:tc>
+          <w:tcPr>
+            <w:tcW w:type="dxa" w:w="3298"/>
+            <w:vAlign w:val="center"/>
+            <w:shd w:fill="FFFFFF"/>
+            <w:tcMar>
+              <w:top w:w="90" w:type="dxa"/>
+              <w:bottom w:w="90" w:type="dxa"/>
+              <w:left w:w="110" w:type="dxa"/>
+              <w:right w:w="110" w:type="dxa"/>
+            </w:tcMar>
+            <w:tcBorders>
+              <w:top w:val="single" w:sz="5" w:color="D9D9D9"/>
+              <w:left w:val="single" w:sz="5" w:color="D9D9D9"/>
+              <w:bottom w:val="single" w:sz="5" w:color="D9D9D9"/>
+              <w:right w:val="single" w:sz="5" w:color="D9D9D9"/>
+            </w:tcBorders>
+          </w:tcPr>
+          <w:p>
+            <w:pPr>
+              <w:spacing w:after="40"/>
+            </w:pPr>
+            <w:r>
+              <w:rPr>
+                <w:rFonts w:ascii="Calibri" w:hAnsi="Calibri"/>
+                <w:sz w:val="21"/>
+              </w:rPr>
+              <w:t>Anguilla anguilla; Anguilliformes; Branchiostegus; Citharus linguatula; Echelus myrus; Heteropriacanthus cruentatus; Kyphosus sectatrix; Priacanthidae; Priacanthus; Priacanthus arenatus; Psettodes belcheri; Psettodes bennettii; Psettodidae; Sarotherodon melanotheron; Uranoscopus; Uranoscopus scaber</w:t>
+            </w:r>
+          </w:p>
+        </w:tc>
+        <w:tc>
+          <w:tcPr>
+            <w:tcW w:type="dxa" w:w="6710"/>
+            <w:vAlign w:val="center"/>
+            <w:shd w:fill="FFFFFF"/>
+            <w:tcMar>
+              <w:top w:w="90" w:type="dxa"/>
+              <w:bottom w:w="90" w:type="dxa"/>
+              <w:left w:w="110" w:type="dxa"/>
+              <w:right w:w="110" w:type="dxa"/>
+            </w:tcMar>
+            <w:tcBorders>
+              <w:top w:val="single" w:sz="5" w:color="D9D9D9"/>
+              <w:left w:val="single" w:sz="5" w:color="D9D9D9"/>
+              <w:bottom w:val="single" w:sz="5" w:color="D9D9D9"/>
+              <w:right w:val="single" w:sz="5" w:color="D9D9D9"/>
+            </w:tcBorders>
+          </w:tcPr>
+          <w:p>
+            <w:pPr>
+              <w:spacing w:after="40"/>
+            </w:pPr>
+            <w:r>
+              <w:rPr>
+                <w:rFonts w:ascii="Calibri" w:hAnsi="Calibri"/>
+                <w:sz w:val="21"/>
+              </w:rPr>
+              <w:t>Not listed in the source. Coastal demersal is the mixed-guild analogue through flatfish, reef fishes, catfish and morays; taxonomic, depth and marine/brackish or diadromous differences remain unverified. Assigned wholly to that group.</w:t>
+            </w:r>
+          </w:p>
+        </w:tc>
+      </w:tr>
+      <w:tr>
+        <w:trPr>
+          <w:cantSplit/>
+        </w:trPr>
+        <w:tc>
+          <w:tcPr>
+            <w:tcW w:type="dxa" w:w="3298"/>
+            <w:vAlign w:val="center"/>
+            <w:shd w:fill="FFFFFF"/>
+            <w:tcMar>
+              <w:top w:w="90" w:type="dxa"/>
+              <w:bottom w:w="90" w:type="dxa"/>
+              <w:left w:w="110" w:type="dxa"/>
+              <w:right w:w="110" w:type="dxa"/>
+            </w:tcMar>
+            <w:tcBorders>
+              <w:top w:val="single" w:sz="5" w:color="D9D9D9"/>
+              <w:left w:val="single" w:sz="5" w:color="D9D9D9"/>
+              <w:bottom w:val="single" w:sz="5" w:color="D9D9D9"/>
+              <w:right w:val="single" w:sz="5" w:color="D9D9D9"/>
+            </w:tcBorders>
+          </w:tcPr>
+          <w:p>
+            <w:pPr>
+              <w:spacing w:after="40"/>
+            </w:pPr>
+            <w:r>
+              <w:rPr>
+                <w:rFonts w:ascii="Calibri" w:hAnsi="Calibri"/>
+                <w:sz w:val="21"/>
+              </w:rPr>
+              <w:t>Epigonus telescopus; Peristediidae; Polymixia nobilis</w:t>
+            </w:r>
+          </w:p>
+        </w:tc>
+        <w:tc>
+          <w:tcPr>
+            <w:tcW w:type="dxa" w:w="6710"/>
+            <w:vAlign w:val="center"/>
+            <w:shd w:fill="FFFFFF"/>
+            <w:tcMar>
+              <w:top w:w="90" w:type="dxa"/>
+              <w:bottom w:w="90" w:type="dxa"/>
+              <w:left w:w="110" w:type="dxa"/>
+              <w:right w:w="110" w:type="dxa"/>
+            </w:tcMar>
+            <w:tcBorders>
+              <w:top w:val="single" w:sz="5" w:color="D9D9D9"/>
+              <w:left w:val="single" w:sz="5" w:color="D9D9D9"/>
+              <w:bottom w:val="single" w:sz="5" w:color="D9D9D9"/>
+              <w:right w:val="single" w:sz="5" w:color="D9D9D9"/>
+            </w:tcBorders>
+          </w:tcPr>
+          <w:p>
+            <w:pPr>
+              <w:spacing w:after="40"/>
+            </w:pPr>
+            <w:r>
+              <w:rPr>
+                <w:rFonts w:ascii="Calibri" w:hAnsi="Calibri"/>
+                <w:sz w:val="21"/>
+              </w:rPr>
+              <w:t>Not listed in the source. Bathydeersal predators is the habitat analogue through hake, Phycis and macrourids; taxonomic/depth differences remain unverified. Assigned wholly to that group.</w:t>
+            </w:r>
+          </w:p>
+        </w:tc>
+      </w:tr>
+      <w:tr>
+        <w:trPr>
+          <w:cantSplit/>
+        </w:trPr>
+        <w:tc>
+          <w:tcPr>
+            <w:tcW w:type="dxa" w:w="3298"/>
+            <w:vAlign w:val="center"/>
+            <w:shd w:fill="FFFFFF"/>
+            <w:tcMar>
+              <w:top w:w="90" w:type="dxa"/>
+              <w:bottom w:w="90" w:type="dxa"/>
+              <w:left w:w="110" w:type="dxa"/>
+              <w:right w:w="110" w:type="dxa"/>
+            </w:tcMar>
+            <w:tcBorders>
+              <w:top w:val="single" w:sz="5" w:color="D9D9D9"/>
+              <w:left w:val="single" w:sz="5" w:color="D9D9D9"/>
+              <w:bottom w:val="single" w:sz="5" w:color="D9D9D9"/>
+              <w:right w:val="single" w:sz="5" w:color="D9D9D9"/>
+            </w:tcBorders>
+          </w:tcPr>
+          <w:p>
+            <w:pPr>
+              <w:spacing w:after="40"/>
+            </w:pPr>
+            <w:r>
+              <w:rPr>
+                <w:rFonts w:ascii="Calibri" w:hAnsi="Calibri"/>
+                <w:sz w:val="21"/>
+              </w:rPr>
+              <w:t>Lepas</w:t>
+            </w:r>
+          </w:p>
+        </w:tc>
+        <w:tc>
+          <w:tcPr>
+            <w:tcW w:type="dxa" w:w="6710"/>
+            <w:vAlign w:val="center"/>
+            <w:shd w:fill="FFFFFF"/>
+            <w:tcMar>
+              <w:top w:w="90" w:type="dxa"/>
+              <w:bottom w:w="90" w:type="dxa"/>
+              <w:left w:w="110" w:type="dxa"/>
+              <w:right w:w="110" w:type="dxa"/>
+            </w:tcMar>
+            <w:tcBorders>
+              <w:top w:val="single" w:sz="5" w:color="D9D9D9"/>
+              <w:left w:val="single" w:sz="5" w:color="D9D9D9"/>
+              <w:bottom w:val="single" w:sz="5" w:color="D9D9D9"/>
+              <w:right w:val="single" w:sz="5" w:color="D9D9D9"/>
+            </w:tcBorders>
+          </w:tcPr>
+          <w:p>
+            <w:pPr>
+              <w:spacing w:after="40"/>
+            </w:pPr>
+            <w:r>
+              <w:rPr>
+                <w:rFonts w:ascii="Calibri" w:hAnsi="Calibri"/>
+                <w:sz w:val="21"/>
+              </w:rPr>
+              <w:t>Crustaceans provides the taxonomic analogue through decapods, but attached epipelagic barnacles differ in habitat/body form. No cirripede compartment exists; Benthos and free Zooplankton are weaker alternatives. Assigned wholly to Crustaceans.</w:t>
+            </w:r>
+          </w:p>
+        </w:tc>
+      </w:tr>
+      <w:tr>
+        <w:trPr>
+          <w:cantSplit/>
+        </w:trPr>
+        <w:tc>
+          <w:tcPr>
+            <w:tcW w:type="dxa" w:w="3298"/>
+            <w:vAlign w:val="center"/>
+            <w:shd w:fill="FFFFFF"/>
+            <w:tcMar>
+              <w:top w:w="90" w:type="dxa"/>
+              <w:bottom w:w="90" w:type="dxa"/>
+              <w:left w:w="110" w:type="dxa"/>
+              <w:right w:w="110" w:type="dxa"/>
+            </w:tcMar>
+            <w:tcBorders>
+              <w:top w:val="single" w:sz="5" w:color="D9D9D9"/>
+              <w:left w:val="single" w:sz="5" w:color="D9D9D9"/>
+              <w:bottom w:val="single" w:sz="5" w:color="D9D9D9"/>
+              <w:right w:val="single" w:sz="5" w:color="D9D9D9"/>
+            </w:tcBorders>
+          </w:tcPr>
+          <w:p>
+            <w:pPr>
+              <w:spacing w:after="40"/>
+            </w:pPr>
+            <w:r>
+              <w:rPr>
+                <w:rFonts w:ascii="Calibri" w:hAnsi="Calibri"/>
+                <w:sz w:val="21"/>
+              </w:rPr>
+              <w:t>Perciformes</w:t>
+            </w:r>
+          </w:p>
+        </w:tc>
+        <w:tc>
+          <w:tcPr>
+            <w:tcW w:type="dxa" w:w="6710"/>
+            <w:vAlign w:val="center"/>
+            <w:shd w:fill="FFFFFF"/>
+            <w:tcMar>
+              <w:top w:w="90" w:type="dxa"/>
+              <w:bottom w:w="90" w:type="dxa"/>
+              <w:left w:w="110" w:type="dxa"/>
+              <w:right w:w="110" w:type="dxa"/>
+            </w:tcMar>
+            <w:tcBorders>
+              <w:top w:val="single" w:sz="5" w:color="D9D9D9"/>
+              <w:left w:val="single" w:sz="5" w:color="D9D9D9"/>
+              <w:bottom w:val="single" w:sz="5" w:color="D9D9D9"/>
+              <w:right w:val="single" w:sz="5" w:color="D9D9D9"/>
+            </w:tcBorders>
+          </w:tcPr>
+          <w:p>
+            <w:pPr>
+              <w:spacing w:after="40"/>
+            </w:pPr>
+            <w:r>
+              <w:rPr>
+                <w:rFonts w:ascii="Calibri" w:hAnsi="Calibri"/>
+                <w:sz w:val="21"/>
+              </w:rPr>
+              <w:t>Historical reporting spans heterogeneous percomorphs across five fish guilds; modern order changes and the actual mixture are uncertain. Dedicated clupeids, tunas and cartilage pools are excluded. Accepted 1987 catches proxy fixed proportions across years and catch bases.</w:t>
+            </w:r>
+          </w:p>
+        </w:tc>
+      </w:tr>
+      <w:tr>
+        <w:trPr>
+          <w:cantSplit/>
+        </w:trPr>
+        <w:tc>
+          <w:tcPr>
+            <w:tcW w:type="dxa" w:w="3298"/>
+            <w:vAlign w:val="center"/>
+            <w:shd w:fill="FFFFFF"/>
+            <w:tcMar>
+              <w:top w:w="90" w:type="dxa"/>
+              <w:bottom w:w="90" w:type="dxa"/>
+              <w:left w:w="110" w:type="dxa"/>
+              <w:right w:w="110" w:type="dxa"/>
+            </w:tcMar>
+            <w:tcBorders>
+              <w:top w:val="single" w:sz="5" w:color="D9D9D9"/>
+              <w:left w:val="single" w:sz="5" w:color="D9D9D9"/>
+              <w:bottom w:val="single" w:sz="5" w:color="D9D9D9"/>
+              <w:right w:val="single" w:sz="5" w:color="D9D9D9"/>
+            </w:tcBorders>
+          </w:tcPr>
+          <w:p>
+            <w:pPr>
+              <w:spacing w:after="40"/>
+            </w:pPr>
+            <w:r>
+              <w:rPr>
+                <w:rFonts w:ascii="Calibri" w:hAnsi="Calibri"/>
+                <w:sz w:val="21"/>
+              </w:rPr>
+              <w:t>Marine pelagic fishes not identified</w:t>
+            </w:r>
+          </w:p>
+        </w:tc>
+        <w:tc>
+          <w:tcPr>
+            <w:tcW w:type="dxa" w:w="6710"/>
+            <w:vAlign w:val="center"/>
+            <w:shd w:fill="FFFFFF"/>
+            <w:tcMar>
+              <w:top w:w="90" w:type="dxa"/>
+              <w:bottom w:w="90" w:type="dxa"/>
+              <w:left w:w="110" w:type="dxa"/>
+              <w:right w:w="110" w:type="dxa"/>
+            </w:tcMar>
+            <w:tcBorders>
+              <w:top w:val="single" w:sz="5" w:color="D9D9D9"/>
+              <w:left w:val="single" w:sz="5" w:color="D9D9D9"/>
+              <w:bottom w:val="single" w:sz="5" w:color="D9D9D9"/>
+              <w:right w:val="single" w:sz="5" w:color="D9D9D9"/>
+            </w:tcBorders>
+          </w:tcPr>
+          <w:p>
+            <w:pPr>
+              <w:spacing w:after="40"/>
+            </w:pPr>
+            <w:r>
+              <w:rPr>
+                <w:rFonts w:ascii="Calibri" w:hAnsi="Calibri"/>
+                <w:sz w:val="21"/>
+              </w:rPr>
+              <w:t>Unknown pelagic composition spans named pelagic pools and the mixed Coastal demersal guild through its pelagic-associated members. Bathydemersal and dedicated cartilage pools are excluded. Accepted 1987 group-catch proportions remain fixed across years and catch bases.</w:t>
+            </w:r>
+          </w:p>
+        </w:tc>
+      </w:tr>
+      <w:tr>
+        <w:trPr>
+          <w:cantSplit/>
+        </w:trPr>
+        <w:tc>
+          <w:tcPr>
+            <w:tcW w:type="dxa" w:w="3298"/>
+            <w:vAlign w:val="center"/>
+            <w:shd w:fill="FFFFFF"/>
+            <w:tcMar>
+              <w:top w:w="90" w:type="dxa"/>
+              <w:bottom w:w="90" w:type="dxa"/>
+              <w:left w:w="110" w:type="dxa"/>
+              <w:right w:w="110" w:type="dxa"/>
+            </w:tcMar>
+            <w:tcBorders>
+              <w:top w:val="single" w:sz="5" w:color="D9D9D9"/>
+              <w:left w:val="single" w:sz="5" w:color="D9D9D9"/>
+              <w:bottom w:val="single" w:sz="5" w:color="D9D9D9"/>
+              <w:right w:val="single" w:sz="5" w:color="D9D9D9"/>
+            </w:tcBorders>
+          </w:tcPr>
+          <w:p>
+            <w:pPr>
+              <w:spacing w:after="40"/>
+            </w:pPr>
+            <w:r>
+              <w:rPr>
+                <w:rFonts w:ascii="Calibri" w:hAnsi="Calibri"/>
+                <w:sz w:val="21"/>
+              </w:rPr>
+              <w:t>Miscellaneous marine crustaceans</w:t>
+            </w:r>
+          </w:p>
+        </w:tc>
+        <w:tc>
+          <w:tcPr>
+            <w:tcW w:type="dxa" w:w="6710"/>
+            <w:vAlign w:val="center"/>
+            <w:shd w:fill="FFFFFF"/>
+            <w:tcMar>
+              <w:top w:w="90" w:type="dxa"/>
+              <w:bottom w:w="90" w:type="dxa"/>
+              <w:left w:w="110" w:type="dxa"/>
+              <w:right w:w="110" w:type="dxa"/>
+            </w:tcMar>
+            <w:tcBorders>
+              <w:top w:val="single" w:sz="5" w:color="D9D9D9"/>
+              <w:left w:val="single" w:sz="5" w:color="D9D9D9"/>
+              <w:bottom w:val="single" w:sz="5" w:color="D9D9D9"/>
+              <w:right w:val="single" w:sz="5" w:color="D9D9D9"/>
+            </w:tcBorders>
+          </w:tcPr>
+          <w:p>
+            <w:pPr>
+              <w:spacing w:after="40"/>
+            </w:pPr>
+            <w:r>
+              <w:rPr>
+                <w:rFonts w:ascii="Calibri" w:hAnsi="Calibri"/>
+                <w:sz w:val="21"/>
+              </w:rPr>
+              <w:t>The broad reported macrocrustacean category fits source decapod shrimps, crabs and lobsters, but its actual species mixture is unknown. Copepod Zooplankton is excluded. Assigned wholly to Crustaceans.</w:t>
+            </w:r>
+          </w:p>
+        </w:tc>
+      </w:tr>
+      <w:tr>
+        <w:trPr>
+          <w:cantSplit/>
+        </w:trPr>
+        <w:tc>
+          <w:tcPr>
+            <w:tcW w:type="dxa" w:w="3298"/>
+            <w:vAlign w:val="center"/>
+            <w:shd w:fill="FFFFFF"/>
+            <w:tcMar>
+              <w:top w:w="90" w:type="dxa"/>
+              <w:bottom w:w="90" w:type="dxa"/>
+              <w:left w:w="110" w:type="dxa"/>
+              <w:right w:w="110" w:type="dxa"/>
+            </w:tcMar>
+            <w:tcBorders>
+              <w:top w:val="single" w:sz="5" w:color="D9D9D9"/>
+              <w:left w:val="single" w:sz="5" w:color="D9D9D9"/>
+              <w:bottom w:val="single" w:sz="5" w:color="D9D9D9"/>
+              <w:right w:val="single" w:sz="5" w:color="D9D9D9"/>
+            </w:tcBorders>
+          </w:tcPr>
+          <w:p>
+            <w:pPr>
+              <w:spacing w:after="40"/>
+            </w:pPr>
+            <w:r>
+              <w:rPr>
+                <w:rFonts w:ascii="Calibri" w:hAnsi="Calibri"/>
+                <w:sz w:val="21"/>
+              </w:rPr>
+              <w:t>Megalops atlanticus</w:t>
+            </w:r>
+          </w:p>
+        </w:tc>
+        <w:tc>
+          <w:tcPr>
+            <w:tcW w:type="dxa" w:w="6710"/>
+            <w:vAlign w:val="center"/>
+            <w:shd w:fill="FFFFFF"/>
+            <w:tcMar>
+              <w:top w:w="90" w:type="dxa"/>
+              <w:bottom w:w="90" w:type="dxa"/>
+              <w:left w:w="110" w:type="dxa"/>
+              <w:right w:w="110" w:type="dxa"/>
+            </w:tcMar>
+            <w:tcBorders>
+              <w:top w:val="single" w:sz="5" w:color="D9D9D9"/>
+              <w:left w:val="single" w:sz="5" w:color="D9D9D9"/>
+              <w:bottom w:val="single" w:sz="5" w:color="D9D9D9"/>
+              <w:right w:val="single" w:sz="5" w:color="D9D9D9"/>
+            </w:tcBorders>
+          </w:tcPr>
+          <w:p>
+            <w:pPr>
+              <w:spacing w:after="40"/>
+            </w:pPr>
+            <w:r>
+              <w:rPr>
+                <w:rFonts w:ascii="Calibri" w:hAnsi="Calibri"/>
+                <w:sz w:val="21"/>
+              </w:rPr>
+              <w:t>Not listed in the source. Large pelagics is the mobile-fish analogue through Coryphaena, tunas and billfish; taxonomic and diadromous differences remain unverified. Assigned wholly to that group.</w:t>
+            </w:r>
+          </w:p>
+        </w:tc>
+      </w:tr>
+      <w:tr>
+        <w:trPr>
+          <w:cantSplit/>
+        </w:trPr>
+        <w:tc>
+          <w:tcPr>
+            <w:tcW w:type="dxa" w:w="3298"/>
+            <w:vAlign w:val="center"/>
+            <w:shd w:fill="FFFFFF"/>
+            <w:tcMar>
+              <w:top w:w="90" w:type="dxa"/>
+              <w:bottom w:w="90" w:type="dxa"/>
+              <w:left w:w="110" w:type="dxa"/>
+              <w:right w:w="110" w:type="dxa"/>
+            </w:tcMar>
+            <w:tcBorders>
+              <w:top w:val="single" w:sz="5" w:color="D9D9D9"/>
+              <w:left w:val="single" w:sz="5" w:color="D9D9D9"/>
+              <w:bottom w:val="single" w:sz="5" w:color="D9D9D9"/>
+              <w:right w:val="single" w:sz="5" w:color="D9D9D9"/>
+            </w:tcBorders>
+          </w:tcPr>
+          <w:p>
+            <w:pPr>
+              <w:spacing w:after="40"/>
+            </w:pPr>
+            <w:r>
+              <w:rPr>
+                <w:rFonts w:ascii="Calibri" w:hAnsi="Calibri"/>
+                <w:sz w:val="21"/>
+              </w:rPr>
+              <w:t>Miscellaneous aquatic invertebrates</w:t>
+            </w:r>
+          </w:p>
+        </w:tc>
+        <w:tc>
+          <w:tcPr>
+            <w:tcW w:type="dxa" w:w="6710"/>
+            <w:vAlign w:val="center"/>
+            <w:shd w:fill="FFFFFF"/>
+            <w:tcMar>
+              <w:top w:w="90" w:type="dxa"/>
+              <w:bottom w:w="90" w:type="dxa"/>
+              <w:left w:w="110" w:type="dxa"/>
+              <w:right w:w="110" w:type="dxa"/>
+            </w:tcMar>
+            <w:tcBorders>
+              <w:top w:val="single" w:sz="5" w:color="D9D9D9"/>
+              <w:left w:val="single" w:sz="5" w:color="D9D9D9"/>
+              <w:bottom w:val="single" w:sz="5" w:color="D9D9D9"/>
+              <w:right w:val="single" w:sz="5" w:color="D9D9D9"/>
+            </w:tcBorders>
+          </w:tcPr>
+          <w:p>
+            <w:pPr>
+              <w:spacing w:after="40"/>
+            </w:pPr>
+            <w:r>
+              <w:rPr>
+                <w:rFonts w:ascii="Calibri" w:hAnsi="Calibri"/>
+                <w:sz w:val="21"/>
+              </w:rPr>
+              <w:t>Unknown composition spans Cephalopods, Crustaceans, Benthos and Zooplankton, including Hydrozoa/Scyphozoa; fish eggs/larvae and other pooled members cause mismatch. Accepted 1987 group catches proxy a fixed mixture across years and catch bases.</w:t>
+            </w:r>
+          </w:p>
+        </w:tc>
+      </w:tr>
+      <w:tr>
+        <w:trPr>
+          <w:cantSplit/>
+        </w:trPr>
+        <w:tc>
+          <w:tcPr>
+            <w:tcW w:type="dxa" w:w="3298"/>
+            <w:vAlign w:val="center"/>
+            <w:shd w:fill="FFFFFF"/>
+            <w:tcMar>
+              <w:top w:w="90" w:type="dxa"/>
+              <w:bottom w:w="90" w:type="dxa"/>
+              <w:left w:w="110" w:type="dxa"/>
+              <w:right w:w="110" w:type="dxa"/>
+            </w:tcMar>
+            <w:tcBorders>
+              <w:top w:val="single" w:sz="5" w:color="D9D9D9"/>
+              <w:left w:val="single" w:sz="5" w:color="D9D9D9"/>
+              <w:bottom w:val="single" w:sz="5" w:color="D9D9D9"/>
+              <w:right w:val="single" w:sz="5" w:color="D9D9D9"/>
+            </w:tcBorders>
+          </w:tcPr>
+          <w:p>
+            <w:pPr>
+              <w:spacing w:after="40"/>
+            </w:pPr>
+            <w:r>
+              <w:rPr>
+                <w:rFonts w:ascii="Calibri" w:hAnsi="Calibri"/>
+                <w:sz w:val="21"/>
+              </w:rPr>
+              <w:t>Marine groundfishes not identified</w:t>
+            </w:r>
+          </w:p>
+        </w:tc>
+        <w:tc>
+          <w:tcPr>
+            <w:tcW w:type="dxa" w:w="6710"/>
+            <w:vAlign w:val="center"/>
+            <w:shd w:fill="FFFFFF"/>
+            <w:tcMar>
+              <w:top w:w="90" w:type="dxa"/>
+              <w:bottom w:w="90" w:type="dxa"/>
+              <w:left w:w="110" w:type="dxa"/>
+              <w:right w:w="110" w:type="dxa"/>
+            </w:tcMar>
+            <w:tcBorders>
+              <w:top w:val="single" w:sz="5" w:color="D9D9D9"/>
+              <w:left w:val="single" w:sz="5" w:color="D9D9D9"/>
+              <w:bottom w:val="single" w:sz="5" w:color="D9D9D9"/>
+              <w:right w:val="single" w:sz="5" w:color="D9D9D9"/>
+            </w:tcBorders>
+          </w:tcPr>
+          <w:p>
+            <w:pPr>
+              <w:spacing w:after="40"/>
+            </w:pPr>
+            <w:r>
+              <w:rPr>
+                <w:rFonts w:ascii="Calibri" w:hAnsi="Calibri"/>
+                <w:sz w:val="21"/>
+              </w:rPr>
+              <w:t>Unknown groundfish composition spans groups 13/14/18, including the source-listed demersal Mora moro. Mixed pelagic and cartilaginous members create pooling mismatch. Accepted 1987 group catches proxy the mixture across all years and catch bases.</w:t>
+            </w:r>
+          </w:p>
+        </w:tc>
+      </w:tr>
+      <w:tr>
+        <w:trPr>
+          <w:cantSplit/>
+        </w:trPr>
+        <w:tc>
+          <w:tcPr>
+            <w:tcW w:type="dxa" w:w="3298"/>
+            <w:vAlign w:val="center"/>
+            <w:shd w:fill="FFFFFF"/>
+            <w:tcMar>
+              <w:top w:w="90" w:type="dxa"/>
+              <w:bottom w:w="90" w:type="dxa"/>
+              <w:left w:w="110" w:type="dxa"/>
+              <w:right w:w="110" w:type="dxa"/>
+            </w:tcMar>
+            <w:tcBorders>
+              <w:top w:val="single" w:sz="5" w:color="D9D9D9"/>
+              <w:left w:val="single" w:sz="5" w:color="D9D9D9"/>
+              <w:bottom w:val="single" w:sz="5" w:color="D9D9D9"/>
+              <w:right w:val="single" w:sz="5" w:color="D9D9D9"/>
+            </w:tcBorders>
+          </w:tcPr>
+          <w:p>
+            <w:pPr>
+              <w:spacing w:after="40"/>
+            </w:pPr>
+            <w:r>
+              <w:rPr>
+                <w:rFonts w:ascii="Calibri" w:hAnsi="Calibri"/>
+                <w:sz w:val="21"/>
+              </w:rPr>
+              <w:t>Echinoidea; Holothuroidea; Paracentrotus lividus</w:t>
+            </w:r>
+          </w:p>
+        </w:tc>
+        <w:tc>
+          <w:tcPr>
+            <w:tcW w:type="dxa" w:w="6710"/>
+            <w:vAlign w:val="center"/>
+            <w:shd w:fill="FFFFFF"/>
+            <w:tcMar>
+              <w:top w:w="90" w:type="dxa"/>
+              <w:bottom w:w="90" w:type="dxa"/>
+              <w:left w:w="110" w:type="dxa"/>
+              <w:right w:w="110" w:type="dxa"/>
+            </w:tcMar>
+            <w:tcBorders>
+              <w:top w:val="single" w:sz="5" w:color="D9D9D9"/>
+              <w:left w:val="single" w:sz="5" w:color="D9D9D9"/>
+              <w:bottom w:val="single" w:sz="5" w:color="D9D9D9"/>
+              <w:right w:val="single" w:sz="5" w:color="D9D9D9"/>
+            </w:tcBorders>
+          </w:tcPr>
+          <w:p>
+            <w:pPr>
+              <w:spacing w:after="40"/>
+            </w:pPr>
+            <w:r>
+              <w:rPr>
+                <w:rFonts w:ascii="Calibri" w:hAnsi="Calibri"/>
+                <w:sz w:val="21"/>
+              </w:rPr>
+              <w:t>Echinoderms are absent from the printed members. Benthos is the weak bottom-invertebrate analogue through bivalves, gastropods and Anthozoa; cephalopods and crustaceans are separate pools. Assigned wholly to Benthos.</w:t>
+            </w:r>
+          </w:p>
+        </w:tc>
+      </w:tr>
+      <w:tr>
+        <w:trPr>
+          <w:cantSplit/>
+        </w:trPr>
+        <w:tc>
+          <w:tcPr>
+            <w:tcW w:type="dxa" w:w="3298"/>
+            <w:vAlign w:val="center"/>
+            <w:shd w:fill="FFFFFF"/>
+            <w:tcMar>
+              <w:top w:w="90" w:type="dxa"/>
+              <w:bottom w:w="90" w:type="dxa"/>
+              <w:left w:w="110" w:type="dxa"/>
+              <w:right w:w="110" w:type="dxa"/>
+            </w:tcMar>
+            <w:tcBorders>
+              <w:top w:val="single" w:sz="5" w:color="D9D9D9"/>
+              <w:left w:val="single" w:sz="5" w:color="D9D9D9"/>
+              <w:bottom w:val="single" w:sz="5" w:color="D9D9D9"/>
+              <w:right w:val="single" w:sz="5" w:color="D9D9D9"/>
+            </w:tcBorders>
+          </w:tcPr>
+          <w:p>
+            <w:pPr>
+              <w:spacing w:after="40"/>
+            </w:pPr>
+            <w:r>
+              <w:rPr>
+                <w:rFonts w:ascii="Calibri" w:hAnsi="Calibri"/>
+                <w:sz w:val="21"/>
+              </w:rPr>
+              <w:t>Alepisaurus ferox</w:t>
+            </w:r>
+          </w:p>
+        </w:tc>
+        <w:tc>
+          <w:tcPr>
+            <w:tcW w:type="dxa" w:w="6710"/>
+            <w:vAlign w:val="center"/>
+            <w:shd w:fill="FFFFFF"/>
+            <w:tcMar>
+              <w:top w:w="90" w:type="dxa"/>
+              <w:bottom w:w="90" w:type="dxa"/>
+              <w:left w:w="110" w:type="dxa"/>
+              <w:right w:w="110" w:type="dxa"/>
+            </w:tcMar>
+            <w:tcBorders>
+              <w:top w:val="single" w:sz="5" w:color="D9D9D9"/>
+              <w:left w:val="single" w:sz="5" w:color="D9D9D9"/>
+              <w:bottom w:val="single" w:sz="5" w:color="D9D9D9"/>
+              <w:right w:val="single" w:sz="5" w:color="D9D9D9"/>
+            </w:tcBorders>
+          </w:tcPr>
+          <w:p>
+            <w:pPr>
+              <w:spacing w:after="40"/>
+            </w:pPr>
+            <w:r>
+              <w:rPr>
+                <w:rFonts w:ascii="Calibri" w:hAnsi="Calibri"/>
+                <w:sz w:val="21"/>
+              </w:rPr>
+              <w:t>Not listed in the source. Mesopelagic predators is the habitat analogue through Maurolicus, Myctophum and Micromesistius; taxonomic/depth differences are unverified. Assigned wholly to that group.</w:t>
+            </w:r>
+          </w:p>
+        </w:tc>
+      </w:tr>
+      <w:tr>
+        <w:trPr>
+          <w:cantSplit/>
+        </w:trPr>
+        <w:tc>
+          <w:tcPr>
+            <w:tcW w:type="dxa" w:w="3298"/>
+            <w:vAlign w:val="center"/>
+            <w:shd w:fill="FFFFFF"/>
+            <w:tcMar>
+              <w:top w:w="90" w:type="dxa"/>
+              <w:bottom w:w="90" w:type="dxa"/>
+              <w:left w:w="110" w:type="dxa"/>
+              <w:right w:w="110" w:type="dxa"/>
+            </w:tcMar>
+            <w:tcBorders>
+              <w:top w:val="single" w:sz="5" w:color="D9D9D9"/>
+              <w:left w:val="single" w:sz="5" w:color="D9D9D9"/>
+              <w:bottom w:val="single" w:sz="5" w:color="D9D9D9"/>
+              <w:right w:val="single" w:sz="5" w:color="D9D9D9"/>
+            </w:tcBorders>
+          </w:tcPr>
+          <w:p>
+            <w:pPr>
+              <w:spacing w:after="40"/>
+            </w:pPr>
+            <w:r>
+              <w:rPr>
+                <w:rFonts w:ascii="Calibri" w:hAnsi="Calibri"/>
+                <w:sz w:val="21"/>
+              </w:rPr>
+              <w:t>Inermiidae</w:t>
+            </w:r>
+          </w:p>
+        </w:tc>
+        <w:tc>
+          <w:tcPr>
+            <w:tcW w:type="dxa" w:w="6710"/>
+            <w:vAlign w:val="center"/>
+            <w:shd w:fill="FFFFFF"/>
+            <w:tcMar>
+              <w:top w:w="90" w:type="dxa"/>
+              <w:bottom w:w="90" w:type="dxa"/>
+              <w:left w:w="110" w:type="dxa"/>
+              <w:right w:w="110" w:type="dxa"/>
+            </w:tcMar>
+            <w:tcBorders>
+              <w:top w:val="single" w:sz="5" w:color="D9D9D9"/>
+              <w:left w:val="single" w:sz="5" w:color="D9D9D9"/>
+              <w:bottom w:val="single" w:sz="5" w:color="D9D9D9"/>
+              <w:right w:val="single" w:sz="5" w:color="D9D9D9"/>
+            </w:tcBorders>
+          </w:tcPr>
+          <w:p>
+            <w:pPr>
+              <w:spacing w:after="40"/>
+            </w:pPr>
+            <w:r>
+              <w:rPr>
+                <w:rFonts w:ascii="Calibri" w:hAnsi="Calibri"/>
+                <w:sz w:val="21"/>
+              </w:rPr>
+              <w:t>Not listed in the source. Other coastal pelagics is the habitat analogue through jacks, mackerels and needlefish; taxonomic/depth differences remain unverified. Assigned wholly to that group.</w:t>
+            </w:r>
+          </w:p>
+        </w:tc>
+      </w:tr>
+    </w:tbl>
     <w:p>
       <w:pPr>
         <w:pStyle w:val="Title"/>
